--- a/handouts/day1_handouts/vibe_coding_handout.docx
+++ b/handouts/day1_handouts/vibe_coding_handout.docx
@@ -10,7 +10,7 @@
         <w:rPr>
           <w:b/>
           <w:bCs/>
-          <w:color w:val="9A6B2C"/>
+          <w:color w:val="707070"/>
           <w:sz w:val="18"/>
           <w:szCs w:val="18"/>
         </w:rPr>
@@ -25,7 +25,7 @@
         <w:rPr>
           <w:b/>
           <w:bCs/>
-          <w:color w:val="14213D"/>
+          <w:color w:val="202020"/>
           <w:sz w:val="44"/>
           <w:szCs w:val="44"/>
         </w:rPr>
@@ -38,7 +38,7 @@
       </w:pPr>
       <w:r>
         <w:rPr>
-          <w:color w:val="3A3F4B"/>
+          <w:color w:val="3F3F3F"/>
           <w:sz w:val="22"/>
           <w:szCs w:val="22"/>
         </w:rPr>
@@ -54,7 +54,7 @@
         <w:rPr>
           <w:b/>
           <w:bCs/>
-          <w:color w:val="14213D"/>
+          <w:color w:val="202020"/>
           <w:sz w:val="32"/>
           <w:szCs w:val="32"/>
         </w:rPr>
@@ -72,7 +72,7 @@
       </w:pPr>
       <w:r>
         <w:rPr>
-          <w:color w:val="3A3F4B"/>
+          <w:color w:val="3F3F3F"/>
           <w:sz w:val="22"/>
           <w:szCs w:val="22"/>
         </w:rPr>
@@ -90,7 +90,7 @@
       </w:pPr>
       <w:r>
         <w:rPr>
-          <w:color w:val="3A3F4B"/>
+          <w:color w:val="3F3F3F"/>
           <w:sz w:val="22"/>
           <w:szCs w:val="22"/>
         </w:rPr>
@@ -108,7 +108,7 @@
       </w:pPr>
       <w:r>
         <w:rPr>
-          <w:color w:val="3A3F4B"/>
+          <w:color w:val="3F3F3F"/>
           <w:sz w:val="22"/>
           <w:szCs w:val="22"/>
         </w:rPr>
@@ -126,7 +126,7 @@
       </w:pPr>
       <w:r>
         <w:rPr>
-          <w:color w:val="3A3F4B"/>
+          <w:color w:val="3F3F3F"/>
           <w:sz w:val="22"/>
           <w:szCs w:val="22"/>
         </w:rPr>
@@ -142,7 +142,7 @@
         <w:rPr>
           <w:b/>
           <w:bCs/>
-          <w:color w:val="14213D"/>
+          <w:color w:val="202020"/>
           <w:sz w:val="32"/>
           <w:szCs w:val="32"/>
         </w:rPr>
@@ -155,7 +155,7 @@
       </w:pPr>
       <w:r>
         <w:rPr>
-          <w:color w:val="3A3F4B"/>
+          <w:color w:val="3F3F3F"/>
           <w:sz w:val="22"/>
           <w:szCs w:val="22"/>
         </w:rPr>
@@ -165,12 +165,12 @@
     <w:p>
       <w:pPr>
         <w:pBdr>
-          <w:top w:val="single" w:color="D8D3C4" w:sz="4"/>
-          <w:bottom w:val="single" w:color="D8D3C4" w:sz="4"/>
-          <w:left w:val="single" w:color="D8D3C4" w:sz="4"/>
-          <w:right w:val="single" w:color="D8D3C4" w:sz="4"/>
+          <w:top w:val="single" w:color="D3D3D3" w:sz="4"/>
+          <w:bottom w:val="single" w:color="D3D3D3" w:sz="4"/>
+          <w:left w:val="single" w:color="D3D3D3" w:sz="4"/>
+          <w:right w:val="single" w:color="D3D3D3" w:sz="4"/>
         </w:pBdr>
-        <w:shd w:fill="F1EEE3" w:val="clear"/>
+        <w:shd w:fill="EEEEEE" w:val="clear"/>
         <w:spacing w:after="100" w:before="100"/>
         <w:ind w:left="431" w:right="431"/>
       </w:pPr>
@@ -178,7 +178,7 @@
         <w:rPr>
           <w:i/>
           <w:iCs/>
-          <w:color w:val="14213D"/>
+          <w:color w:val="202020"/>
           <w:sz w:val="22"/>
           <w:szCs w:val="22"/>
         </w:rPr>
@@ -191,7 +191,7 @@
       </w:pPr>
       <w:r>
         <w:rPr>
-          <w:color w:val="3A3F4B"/>
+          <w:color w:val="3F3F3F"/>
           <w:sz w:val="22"/>
           <w:szCs w:val="22"/>
         </w:rPr>
@@ -209,7 +209,7 @@
       </w:pPr>
       <w:r>
         <w:rPr>
-          <w:color w:val="3A3F4B"/>
+          <w:color w:val="3F3F3F"/>
           <w:sz w:val="22"/>
           <w:szCs w:val="22"/>
         </w:rPr>
@@ -227,7 +227,7 @@
       </w:pPr>
       <w:r>
         <w:rPr>
-          <w:color w:val="3A3F4B"/>
+          <w:color w:val="3F3F3F"/>
           <w:sz w:val="22"/>
           <w:szCs w:val="22"/>
         </w:rPr>
@@ -243,7 +243,7 @@
         <w:rPr>
           <w:b/>
           <w:bCs/>
-          <w:color w:val="14213D"/>
+          <w:color w:val="202020"/>
           <w:sz w:val="32"/>
           <w:szCs w:val="32"/>
         </w:rPr>
@@ -256,7 +256,7 @@
       </w:pPr>
       <w:r>
         <w:rPr>
-          <w:color w:val="3A3F4B"/>
+          <w:color w:val="3F3F3F"/>
           <w:sz w:val="22"/>
           <w:szCs w:val="22"/>
         </w:rPr>
@@ -266,12 +266,12 @@
     <w:p>
       <w:pPr>
         <w:pBdr>
-          <w:top w:val="single" w:color="D8D3C4" w:sz="4"/>
-          <w:bottom w:val="single" w:color="D8D3C4" w:sz="4"/>
-          <w:left w:val="single" w:color="D8D3C4" w:sz="4"/>
-          <w:right w:val="single" w:color="D8D3C4" w:sz="4"/>
+          <w:top w:val="single" w:color="D3D3D3" w:sz="4"/>
+          <w:bottom w:val="single" w:color="D3D3D3" w:sz="4"/>
+          <w:left w:val="single" w:color="D3D3D3" w:sz="4"/>
+          <w:right w:val="single" w:color="D3D3D3" w:sz="4"/>
         </w:pBdr>
-        <w:shd w:fill="F1EEE3" w:val="clear"/>
+        <w:shd w:fill="EEEEEE" w:val="clear"/>
         <w:spacing w:after="100" w:before="100"/>
         <w:ind w:left="431" w:right="431"/>
       </w:pPr>
@@ -279,7 +279,7 @@
         <w:rPr>
           <w:i/>
           <w:iCs/>
-          <w:color w:val="14213D"/>
+          <w:color w:val="202020"/>
           <w:sz w:val="22"/>
           <w:szCs w:val="22"/>
         </w:rPr>
@@ -292,7 +292,7 @@
       </w:pPr>
       <w:r>
         <w:rPr>
-          <w:color w:val="3A3F4B"/>
+          <w:color w:val="3F3F3F"/>
           <w:sz w:val="22"/>
           <w:szCs w:val="22"/>
         </w:rPr>
@@ -310,7 +310,7 @@
       </w:pPr>
       <w:r>
         <w:rPr>
-          <w:color w:val="3A3F4B"/>
+          <w:color w:val="3F3F3F"/>
           <w:sz w:val="22"/>
           <w:szCs w:val="22"/>
         </w:rPr>
@@ -328,7 +328,7 @@
       </w:pPr>
       <w:r>
         <w:rPr>
-          <w:color w:val="3A3F4B"/>
+          <w:color w:val="3F3F3F"/>
           <w:sz w:val="22"/>
           <w:szCs w:val="22"/>
         </w:rPr>
@@ -346,7 +346,7 @@
       </w:pPr>
       <w:r>
         <w:rPr>
-          <w:color w:val="3A3F4B"/>
+          <w:color w:val="3F3F3F"/>
           <w:sz w:val="22"/>
           <w:szCs w:val="22"/>
         </w:rPr>
@@ -362,7 +362,7 @@
         <w:rPr>
           <w:b/>
           <w:bCs/>
-          <w:color w:val="14213D"/>
+          <w:color w:val="202020"/>
           <w:sz w:val="32"/>
           <w:szCs w:val="32"/>
         </w:rPr>
@@ -375,7 +375,7 @@
       </w:pPr>
       <w:r>
         <w:rPr>
-          <w:color w:val="3A3F4B"/>
+          <w:color w:val="3F3F3F"/>
           <w:sz w:val="22"/>
           <w:szCs w:val="22"/>
         </w:rPr>
@@ -391,7 +391,7 @@
         <w:rPr>
           <w:b/>
           <w:bCs/>
-          <w:color w:val="9A6B2C"/>
+          <w:color w:val="707070"/>
           <w:sz w:val="24"/>
           <w:szCs w:val="24"/>
         </w:rPr>
@@ -404,7 +404,7 @@
       </w:pPr>
       <w:r>
         <w:rPr>
-          <w:color w:val="3A3F4B"/>
+          <w:color w:val="3F3F3F"/>
           <w:sz w:val="22"/>
           <w:szCs w:val="22"/>
         </w:rPr>
@@ -414,7 +414,7 @@
     <w:p>
       <w:pPr>
         <w:pBdr>
-          <w:bottom w:val="single" w:color="D8D3C4" w:sz="4"/>
+          <w:bottom w:val="single" w:color="D3D3D3" w:sz="4"/>
         </w:pBdr>
         <w:spacing w:after="260" w:before="160"/>
       </w:pPr>
@@ -422,7 +422,7 @@
         <w:rPr>
           <w:i/>
           <w:iCs/>
-          <w:color w:val="8A8577"/>
+          <w:color w:val="858585"/>
           <w:sz w:val="20"/>
           <w:szCs w:val="20"/>
         </w:rPr>
@@ -435,7 +435,7 @@
       </w:pPr>
       <w:r>
         <w:rPr>
-          <w:color w:val="3A3F4B"/>
+          <w:color w:val="3F3F3F"/>
           <w:sz w:val="22"/>
           <w:szCs w:val="22"/>
         </w:rPr>
@@ -445,7 +445,7 @@
     <w:p>
       <w:pPr>
         <w:pBdr>
-          <w:bottom w:val="single" w:color="D8D3C4" w:sz="4"/>
+          <w:bottom w:val="single" w:color="D3D3D3" w:sz="4"/>
         </w:pBdr>
         <w:spacing w:after="220"/>
       </w:pPr>
@@ -456,7 +456,7 @@
     <w:p>
       <w:pPr>
         <w:pBdr>
-          <w:bottom w:val="single" w:color="D8D3C4" w:sz="4"/>
+          <w:bottom w:val="single" w:color="D3D3D3" w:sz="4"/>
         </w:pBdr>
         <w:spacing w:after="220"/>
       </w:pPr>
@@ -473,7 +473,7 @@
         <w:rPr>
           <w:b/>
           <w:bCs/>
-          <w:color w:val="9A6B2C"/>
+          <w:color w:val="707070"/>
           <w:sz w:val="24"/>
           <w:szCs w:val="24"/>
         </w:rPr>
@@ -491,7 +491,7 @@
       </w:pPr>
       <w:r>
         <w:rPr>
-          <w:color w:val="3A3F4B"/>
+          <w:color w:val="3F3F3F"/>
           <w:sz w:val="22"/>
           <w:szCs w:val="22"/>
         </w:rPr>
@@ -509,7 +509,7 @@
       </w:pPr>
       <w:r>
         <w:rPr>
-          <w:color w:val="3A3F4B"/>
+          <w:color w:val="3F3F3F"/>
           <w:sz w:val="22"/>
           <w:szCs w:val="22"/>
         </w:rPr>
@@ -527,7 +527,7 @@
       </w:pPr>
       <w:r>
         <w:rPr>
-          <w:color w:val="3A3F4B"/>
+          <w:color w:val="3F3F3F"/>
           <w:sz w:val="22"/>
           <w:szCs w:val="22"/>
         </w:rPr>
@@ -545,7 +545,7 @@
       </w:pPr>
       <w:r>
         <w:rPr>
-          <w:color w:val="3A3F4B"/>
+          <w:color w:val="3F3F3F"/>
           <w:sz w:val="22"/>
           <w:szCs w:val="22"/>
         </w:rPr>
@@ -561,7 +561,7 @@
         <w:rPr>
           <w:b/>
           <w:bCs/>
-          <w:color w:val="9A6B2C"/>
+          <w:color w:val="707070"/>
           <w:sz w:val="24"/>
           <w:szCs w:val="24"/>
         </w:rPr>
@@ -574,7 +574,7 @@
       </w:pPr>
       <w:r>
         <w:rPr>
-          <w:color w:val="3A3F4B"/>
+          <w:color w:val="3F3F3F"/>
           <w:sz w:val="22"/>
           <w:szCs w:val="22"/>
         </w:rPr>
@@ -601,7 +601,7 @@
         <w:tc>
           <w:tcPr>
             <w:tcW w:type="dxa" w:w="5020"/>
-            <w:shd w:fill="F1EEE3" w:val="clear"/>
+            <w:shd w:fill="EEEEEE" w:val="clear"/>
             <w:tcMar>
               <w:top w:type="dxa" w:w="100"/>
               <w:left w:type="dxa" w:w="120"/>
@@ -614,7 +614,7 @@
               <w:rPr>
                 <w:b/>
                 <w:bCs/>
-                <w:color w:val="14213D"/>
+                <w:color w:val="202020"/>
                 <w:sz w:val="20"/>
                 <w:szCs w:val="20"/>
               </w:rPr>
@@ -625,7 +625,7 @@
         <w:tc>
           <w:tcPr>
             <w:tcW w:type="dxa" w:w="5020"/>
-            <w:shd w:fill="F1EEE3" w:val="clear"/>
+            <w:shd w:fill="EEEEEE" w:val="clear"/>
             <w:tcMar>
               <w:top w:type="dxa" w:w="100"/>
               <w:left w:type="dxa" w:w="120"/>
@@ -638,7 +638,7 @@
               <w:rPr>
                 <w:b/>
                 <w:bCs/>
-                <w:color w:val="14213D"/>
+                <w:color w:val="202020"/>
                 <w:sz w:val="20"/>
                 <w:szCs w:val="20"/>
               </w:rPr>
@@ -663,7 +663,7 @@
               <w:rPr>
                 <w:b w:val="false"/>
                 <w:bCs w:val="false"/>
-                <w:color w:val="3A3F4B"/>
+                <w:color w:val="3F3F3F"/>
                 <w:sz w:val="20"/>
                 <w:szCs w:val="20"/>
               </w:rPr>
@@ -686,7 +686,7 @@
               <w:rPr>
                 <w:b w:val="false"/>
                 <w:bCs w:val="false"/>
-                <w:color w:val="3A3F4B"/>
+                <w:color w:val="3F3F3F"/>
                 <w:sz w:val="20"/>
                 <w:szCs w:val="20"/>
               </w:rPr>
@@ -711,7 +711,7 @@
               <w:rPr>
                 <w:b w:val="false"/>
                 <w:bCs w:val="false"/>
-                <w:color w:val="3A3F4B"/>
+                <w:color w:val="3F3F3F"/>
                 <w:sz w:val="20"/>
                 <w:szCs w:val="20"/>
               </w:rPr>
@@ -734,7 +734,7 @@
               <w:rPr>
                 <w:b w:val="false"/>
                 <w:bCs w:val="false"/>
-                <w:color w:val="3A3F4B"/>
+                <w:color w:val="3F3F3F"/>
                 <w:sz w:val="20"/>
                 <w:szCs w:val="20"/>
               </w:rPr>
@@ -750,7 +750,7 @@
       </w:pPr>
       <w:r>
         <w:rPr>
-          <w:color w:val="3A3F4B"/>
+          <w:color w:val="3F3F3F"/>
           <w:sz w:val="22"/>
           <w:szCs w:val="22"/>
         </w:rPr>
@@ -766,7 +766,7 @@
         <w:rPr>
           <w:b/>
           <w:bCs/>
-          <w:color w:val="14213D"/>
+          <w:color w:val="202020"/>
           <w:sz w:val="32"/>
           <w:szCs w:val="32"/>
         </w:rPr>
@@ -793,7 +793,7 @@
         <w:tc>
           <w:tcPr>
             <w:tcW w:type="dxa" w:w="3200"/>
-            <w:shd w:fill="14213D" w:val="clear"/>
+            <w:shd w:fill="202020" w:val="clear"/>
             <w:tcMar>
               <w:top w:type="dxa" w:w="100"/>
               <w:left w:type="dxa" w:w="120"/>
@@ -817,7 +817,7 @@
         <w:tc>
           <w:tcPr>
             <w:tcW w:type="dxa" w:w="6840"/>
-            <w:shd w:fill="14213D" w:val="clear"/>
+            <w:shd w:fill="202020" w:val="clear"/>
             <w:tcMar>
               <w:top w:type="dxa" w:w="100"/>
               <w:left w:type="dxa" w:w="120"/>
@@ -855,7 +855,7 @@
               <w:rPr>
                 <w:b w:val="false"/>
                 <w:bCs w:val="false"/>
-                <w:color w:val="3A3F4B"/>
+                <w:color w:val="3F3F3F"/>
                 <w:sz w:val="20"/>
                 <w:szCs w:val="20"/>
               </w:rPr>
@@ -878,7 +878,7 @@
               <w:rPr>
                 <w:b w:val="false"/>
                 <w:bCs w:val="false"/>
-                <w:color w:val="3A3F4B"/>
+                <w:color w:val="3F3F3F"/>
                 <w:sz w:val="20"/>
                 <w:szCs w:val="20"/>
               </w:rPr>
@@ -891,7 +891,7 @@
         <w:tc>
           <w:tcPr>
             <w:tcW w:type="dxa" w:w="3200"/>
-            <w:shd w:fill="F7F5EE" w:val="clear"/>
+            <w:shd w:fill="F5F5F5" w:val="clear"/>
             <w:tcMar>
               <w:top w:type="dxa" w:w="100"/>
               <w:left w:type="dxa" w:w="120"/>
@@ -904,7 +904,7 @@
               <w:rPr>
                 <w:b w:val="false"/>
                 <w:bCs w:val="false"/>
-                <w:color w:val="3A3F4B"/>
+                <w:color w:val="3F3F3F"/>
                 <w:sz w:val="20"/>
                 <w:szCs w:val="20"/>
               </w:rPr>
@@ -915,7 +915,7 @@
         <w:tc>
           <w:tcPr>
             <w:tcW w:type="dxa" w:w="6840"/>
-            <w:shd w:fill="F7F5EE" w:val="clear"/>
+            <w:shd w:fill="F5F5F5" w:val="clear"/>
             <w:tcMar>
               <w:top w:type="dxa" w:w="100"/>
               <w:left w:type="dxa" w:w="120"/>
@@ -928,7 +928,7 @@
               <w:rPr>
                 <w:b w:val="false"/>
                 <w:bCs w:val="false"/>
-                <w:color w:val="3A3F4B"/>
+                <w:color w:val="3F3F3F"/>
                 <w:sz w:val="20"/>
                 <w:szCs w:val="20"/>
               </w:rPr>
@@ -953,7 +953,7 @@
               <w:rPr>
                 <w:b w:val="false"/>
                 <w:bCs w:val="false"/>
-                <w:color w:val="3A3F4B"/>
+                <w:color w:val="3F3F3F"/>
                 <w:sz w:val="20"/>
                 <w:szCs w:val="20"/>
               </w:rPr>
@@ -976,7 +976,7 @@
               <w:rPr>
                 <w:b w:val="false"/>
                 <w:bCs w:val="false"/>
-                <w:color w:val="3A3F4B"/>
+                <w:color w:val="3F3F3F"/>
                 <w:sz w:val="20"/>
                 <w:szCs w:val="20"/>
               </w:rPr>
@@ -989,7 +989,7 @@
         <w:tc>
           <w:tcPr>
             <w:tcW w:type="dxa" w:w="3200"/>
-            <w:shd w:fill="F7F5EE" w:val="clear"/>
+            <w:shd w:fill="F5F5F5" w:val="clear"/>
             <w:tcMar>
               <w:top w:type="dxa" w:w="100"/>
               <w:left w:type="dxa" w:w="120"/>
@@ -1002,7 +1002,7 @@
               <w:rPr>
                 <w:b w:val="false"/>
                 <w:bCs w:val="false"/>
-                <w:color w:val="3A3F4B"/>
+                <w:color w:val="3F3F3F"/>
                 <w:sz w:val="20"/>
                 <w:szCs w:val="20"/>
               </w:rPr>
@@ -1013,7 +1013,7 @@
         <w:tc>
           <w:tcPr>
             <w:tcW w:type="dxa" w:w="6840"/>
-            <w:shd w:fill="F7F5EE" w:val="clear"/>
+            <w:shd w:fill="F5F5F5" w:val="clear"/>
             <w:tcMar>
               <w:top w:type="dxa" w:w="100"/>
               <w:left w:type="dxa" w:w="120"/>
@@ -1026,7 +1026,7 @@
               <w:rPr>
                 <w:b w:val="false"/>
                 <w:bCs w:val="false"/>
-                <w:color w:val="3A3F4B"/>
+                <w:color w:val="3F3F3F"/>
                 <w:sz w:val="20"/>
                 <w:szCs w:val="20"/>
               </w:rPr>
@@ -1045,7 +1045,7 @@
         <w:rPr>
           <w:b/>
           <w:bCs/>
-          <w:color w:val="14213D"/>
+          <w:color w:val="202020"/>
           <w:sz w:val="32"/>
           <w:szCs w:val="32"/>
         </w:rPr>
@@ -1063,7 +1063,7 @@
       </w:pPr>
       <w:r>
         <w:rPr>
-          <w:color w:val="3A3F4B"/>
+          <w:color w:val="3F3F3F"/>
           <w:sz w:val="22"/>
           <w:szCs w:val="22"/>
         </w:rPr>
@@ -1081,7 +1081,7 @@
       </w:pPr>
       <w:r>
         <w:rPr>
-          <w:color w:val="3A3F4B"/>
+          <w:color w:val="3F3F3F"/>
           <w:sz w:val="22"/>
           <w:szCs w:val="22"/>
         </w:rPr>
@@ -1099,7 +1099,7 @@
       </w:pPr>
       <w:r>
         <w:rPr>
-          <w:color w:val="3A3F4B"/>
+          <w:color w:val="3F3F3F"/>
           <w:sz w:val="22"/>
           <w:szCs w:val="22"/>
         </w:rPr>
@@ -1117,7 +1117,7 @@
       </w:pPr>
       <w:r>
         <w:rPr>
-          <w:color w:val="3A3F4B"/>
+          <w:color w:val="3F3F3F"/>
           <w:sz w:val="22"/>
           <w:szCs w:val="22"/>
         </w:rPr>
@@ -1135,7 +1135,7 @@
       </w:pPr>
       <w:r>
         <w:rPr>
-          <w:color w:val="3A3F4B"/>
+          <w:color w:val="3F3F3F"/>
           <w:sz w:val="22"/>
           <w:szCs w:val="22"/>
         </w:rPr>
@@ -1151,7 +1151,7 @@
         <w:rPr>
           <w:b/>
           <w:bCs/>
-          <w:color w:val="14213D"/>
+          <w:color w:val="202020"/>
           <w:sz w:val="32"/>
           <w:szCs w:val="32"/>
         </w:rPr>
@@ -1161,7 +1161,7 @@
     <w:p>
       <w:pPr>
         <w:pBdr>
-          <w:bottom w:val="single" w:color="D8D3C4" w:sz="4"/>
+          <w:bottom w:val="single" w:color="D3D3D3" w:sz="4"/>
         </w:pBdr>
         <w:spacing w:after="220"/>
       </w:pPr>
@@ -1172,7 +1172,7 @@
     <w:p>
       <w:pPr>
         <w:pBdr>
-          <w:bottom w:val="single" w:color="D8D3C4" w:sz="4"/>
+          <w:bottom w:val="single" w:color="D3D3D3" w:sz="4"/>
         </w:pBdr>
         <w:spacing w:after="220"/>
       </w:pPr>
@@ -1183,7 +1183,7 @@
     <w:p>
       <w:pPr>
         <w:pBdr>
-          <w:bottom w:val="single" w:color="D8D3C4" w:sz="4"/>
+          <w:bottom w:val="single" w:color="D3D3D3" w:sz="4"/>
         </w:pBdr>
         <w:spacing w:after="220"/>
       </w:pPr>
@@ -1194,7 +1194,7 @@
     <w:p>
       <w:pPr>
         <w:pBdr>
-          <w:bottom w:val="single" w:color="D8D3C4" w:sz="4"/>
+          <w:bottom w:val="single" w:color="D3D3D3" w:sz="4"/>
         </w:pBdr>
         <w:spacing w:after="220"/>
       </w:pPr>
@@ -1205,7 +1205,7 @@
     <w:p>
       <w:pPr>
         <w:pBdr>
-          <w:bottom w:val="single" w:color="D8D3C4" w:sz="4"/>
+          <w:bottom w:val="single" w:color="D3D3D3" w:sz="4"/>
         </w:pBdr>
         <w:spacing w:after="220"/>
       </w:pPr>
@@ -1216,7 +1216,7 @@
     <w:p>
       <w:pPr>
         <w:pBdr>
-          <w:bottom w:val="single" w:color="D8D3C4" w:sz="4"/>
+          <w:bottom w:val="single" w:color="D3D3D3" w:sz="4"/>
         </w:pBdr>
         <w:spacing w:after="220"/>
       </w:pPr>
@@ -1447,7 +1447,7 @@
     <w:next w:val="Normal"/>
     <w:qFormat/>
     <w:rPr>
-      <w:color w:val="2E74B5"/>
+      <w:color w:val="6A6A6A"/>
       <w:sz w:val="32"/>
       <w:szCs w:val="32"/>
     </w:rPr>
@@ -1458,7 +1458,7 @@
     <w:next w:val="Normal"/>
     <w:qFormat/>
     <w:rPr>
-      <w:color w:val="2E74B5"/>
+      <w:color w:val="6A6A6A"/>
       <w:sz w:val="26"/>
       <w:szCs w:val="26"/>
     </w:rPr>
@@ -1469,7 +1469,7 @@
     <w:next w:val="Normal"/>
     <w:qFormat/>
     <w:rPr>
-      <w:color w:val="1F4D78"/>
+      <w:color w:val="464646"/>
       <w:sz w:val="24"/>
       <w:szCs w:val="24"/>
     </w:rPr>
@@ -1482,7 +1482,7 @@
     <w:rPr>
       <w:i/>
       <w:iCs/>
-      <w:color w:val="2E74B5"/>
+      <w:color w:val="6A6A6A"/>
     </w:rPr>
   </w:style>
   <w:style w:type="paragraph" w:styleId="Heading5">
@@ -1491,7 +1491,7 @@
     <w:next w:val="Normal"/>
     <w:qFormat/>
     <w:rPr>
-      <w:color w:val="2E74B5"/>
+      <w:color w:val="6A6A6A"/>
     </w:rPr>
   </w:style>
   <w:style w:type="paragraph" w:styleId="Heading6">
@@ -1500,7 +1500,7 @@
     <w:next w:val="Normal"/>
     <w:qFormat/>
     <w:rPr>
-      <w:color w:val="1F4D78"/>
+      <w:color w:val="464646"/>
     </w:rPr>
   </w:style>
   <w:style w:type="paragraph" w:styleId="Strong">
@@ -1524,7 +1524,7 @@
     <w:uiPriority w:val="99"/>
     <w:unhideWhenUsed/>
     <w:rPr>
-      <w:color w:val="0563C1"/>
+      <w:color w:val="565656"/>
       <w:u w:val="single"/>
     </w:rPr>
   </w:style>
